--- a/DAEN460S26/docs/Phase 2 Guidelines.docx
+++ b/DAEN460S26/docs/Phase 2 Guidelines.docx
@@ -231,34 +231,14 @@
         </w:numPr>
       </w:pPr>
       <w:r>
-        <w:t>Ex</w:t>
-      </w:r>
-      <w:r>
-        <w:t>ample</w:t>
-      </w:r>
-      <w:r>
-        <w:t>: "</w:t>
+        <w:t>Example: "</w:t>
       </w:r>
       <w:r>
         <w:rPr>
           <w:i/>
           <w:iCs/>
         </w:rPr>
-        <w:t>I'd grab greasy fries with Sherlock Holmes beneath London skies,</w:t>
-      </w:r>
-      <w:r>
-        <w:rPr>
-          <w:i/>
-          <w:iCs/>
-        </w:rPr>
-        <w:t xml:space="preserve"> </w:t>
-      </w:r>
-      <w:r>
-        <w:rPr>
-          <w:i/>
-          <w:iCs/>
-        </w:rPr>
-        <w:t>Swapping sharp little clues between ketchup and pies.</w:t>
+        <w:t>I'd grab greasy fries with Sherlock Holmes beneath London skies, Swapping sharp little clues between ketchup and pies.</w:t>
       </w:r>
       <w:r>
         <w:t>"</w:t>
@@ -331,7 +311,10 @@
         <w:pStyle w:val="Heading2"/>
       </w:pPr>
       <w:r>
-        <w:t>Team Introduction Slide 2</w:t>
+        <w:t xml:space="preserve">Team Introduction Slide </w:t>
+      </w:r>
+      <w:r>
+        <w:t>3</w:t>
       </w:r>
     </w:p>
     <w:p>
@@ -1503,19 +1486,7 @@
           <w:rPr>
             <w:rStyle w:val="Hyperlink"/>
           </w:rPr>
-          <w:t>http</w:t>
-        </w:r>
-        <w:r>
-          <w:rPr>
-            <w:rStyle w:val="Hyperlink"/>
-          </w:rPr>
-          <w:t>s</w:t>
-        </w:r>
-        <w:r>
-          <w:rPr>
-            <w:rStyle w:val="Hyperlink"/>
-          </w:rPr>
-          <w:t>://youtu.be/Iblo2Il-pOA?si=GtSwMNo6oG5i5jPw</w:t>
+          <w:t>https://youtu.be/Iblo2Il-pOA?si=GtSwMNo6oG5i5jPw</w:t>
         </w:r>
       </w:hyperlink>
       <w:r>
@@ -6009,6 +5980,7 @@
   <w:style w:type="character" w:default="1" w:styleId="DefaultParagraphFont">
     <w:name w:val="Default Paragraph Font"/>
     <w:uiPriority w:val="1"/>
+    <w:semiHidden/>
     <w:unhideWhenUsed/>
   </w:style>
   <w:style w:type="table" w:default="1" w:styleId="TableNormal">
